--- a/Rohan Resume .docx
+++ b/Rohan Resume .docx
@@ -135,7 +135,7 @@
           </mc:Choice>
           <mc:Fallback>
             <w:pict>
-              <v:shape w14:anchorId="54EA38C1" id="Graphic 1" o:spid="_x0000_s1026" style="position:absolute;margin-left:54pt;margin-top:149.65pt;width:456.6pt;height:4pt;z-index:-251652608;visibility:visible;mso-wrap-style:square;mso-wrap-distance-left:0;mso-wrap-distance-top:0;mso-wrap-distance-right:0;mso-wrap-distance-bottom:0;mso-position-horizontal:absolute;mso-position-horizontal-relative:page;mso-position-vertical:absolute;mso-position-vertical-relative:page;v-text-anchor:top" coordsize="5798820,50800" o:gfxdata="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" path="m,50172l5798514,e" filled="f" strokecolor="#497dba" strokeweight=".24886mm">
+              <v:shape w14:anchorId="2BF3C4CA" id="Graphic 1" o:spid="_x0000_s1026" style="position:absolute;margin-left:54pt;margin-top:149.65pt;width:456.6pt;height:4pt;z-index:-251652608;visibility:visible;mso-wrap-style:square;mso-wrap-distance-left:0;mso-wrap-distance-top:0;mso-wrap-distance-right:0;mso-wrap-distance-bottom:0;mso-position-horizontal:absolute;mso-position-horizontal-relative:page;mso-position-vertical:absolute;mso-position-vertical-relative:page;v-text-anchor:top" coordsize="5798820,50800" o:gfxdata="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" path="m,50172l5798514,e" filled="f" strokecolor="#497dba" strokeweight=".24886mm">
                 <v:path arrowok="t"/>
                 <w10:wrap anchorx="page" anchory="page"/>
               </v:shape>
@@ -500,7 +500,7 @@
           </mc:Choice>
           <mc:Fallback>
             <w:pict>
-              <v:shape w14:anchorId="24531DEF" id="Graphic 1" o:spid="_x0000_s1026" style="position:absolute;margin-left:54pt;margin-top:234.35pt;width:456.6pt;height:4pt;z-index:-251658752;visibility:visible;mso-wrap-style:square;mso-wrap-distance-left:0;mso-wrap-distance-top:0;mso-wrap-distance-right:0;mso-wrap-distance-bottom:0;mso-position-horizontal:absolute;mso-position-horizontal-relative:page;mso-position-vertical:absolute;mso-position-vertical-relative:page;v-text-anchor:top" coordsize="5798820,50800" o:gfxdata="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" path="m,50172l5798514,e" filled="f" strokecolor="#497dba" strokeweight=".24886mm">
+              <v:shape w14:anchorId="6A2BF5D2" id="Graphic 1" o:spid="_x0000_s1026" style="position:absolute;margin-left:54pt;margin-top:234.35pt;width:456.6pt;height:4pt;z-index:-251658752;visibility:visible;mso-wrap-style:square;mso-wrap-distance-left:0;mso-wrap-distance-top:0;mso-wrap-distance-right:0;mso-wrap-distance-bottom:0;mso-position-horizontal:absolute;mso-position-horizontal-relative:page;mso-position-vertical:absolute;mso-position-vertical-relative:page;v-text-anchor:top" coordsize="5798820,50800" o:gfxdata="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" path="m,50172l5798514,e" filled="f" strokecolor="#497dba" strokeweight=".24886mm">
                 <v:path arrowok="t"/>
                 <w10:wrap anchorx="page" anchory="page"/>
               </v:shape>
@@ -968,7 +968,7 @@
           </mc:Choice>
           <mc:Fallback>
             <w:pict>
-              <v:shape w14:anchorId="129EAAF0" id="Graphic 1" o:spid="_x0000_s1026" style="position:absolute;margin-left:54pt;margin-top:450.35pt;width:456.6pt;height:4pt;z-index:-251661824;visibility:visible;mso-wrap-style:square;mso-wrap-distance-left:0;mso-wrap-distance-top:0;mso-wrap-distance-right:0;mso-wrap-distance-bottom:0;mso-position-horizontal:absolute;mso-position-horizontal-relative:page;mso-position-vertical:absolute;mso-position-vertical-relative:page;v-text-anchor:top" coordsize="5798820,50800" o:gfxdata="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" path="m,50172l5798514,e" filled="f" strokecolor="#497dba" strokeweight=".24886mm">
+              <v:shape w14:anchorId="081E0D08" id="Graphic 1" o:spid="_x0000_s1026" style="position:absolute;margin-left:54pt;margin-top:450.35pt;width:456.6pt;height:4pt;z-index:-251661824;visibility:visible;mso-wrap-style:square;mso-wrap-distance-left:0;mso-wrap-distance-top:0;mso-wrap-distance-right:0;mso-wrap-distance-bottom:0;mso-position-horizontal:absolute;mso-position-horizontal-relative:page;mso-position-vertical:absolute;mso-position-vertical-relative:page;v-text-anchor:top" coordsize="5798820,50800" o:gfxdata="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" path="m,50172l5798514,e" filled="f" strokecolor="#497dba" strokeweight=".24886mm">
                 <v:path arrowok="t"/>
                 <w10:wrap anchorx="page" anchory="page"/>
               </v:shape>
@@ -1210,7 +1210,7 @@
           </mc:Choice>
           <mc:Fallback>
             <w:pict>
-              <v:shape w14:anchorId="7681DFBF" id="Graphic 1" o:spid="_x0000_s1026" style="position:absolute;margin-left:53.9pt;margin-top:563.9pt;width:456.6pt;height:4pt;z-index:-251664896;visibility:visible;mso-wrap-style:square;mso-wrap-distance-left:0;mso-wrap-distance-top:0;mso-wrap-distance-right:0;mso-wrap-distance-bottom:0;mso-position-horizontal:absolute;mso-position-horizontal-relative:page;mso-position-vertical:absolute;mso-position-vertical-relative:page;v-text-anchor:top" coordsize="5798820,50800" o:gfxdata="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" path="m,50172l5798514,e" filled="f" strokecolor="#497dba" strokeweight=".24886mm">
+              <v:shape w14:anchorId="5BFBD8E6" id="Graphic 1" o:spid="_x0000_s1026" style="position:absolute;margin-left:53.9pt;margin-top:563.9pt;width:456.6pt;height:4pt;z-index:-251664896;visibility:visible;mso-wrap-style:square;mso-wrap-distance-left:0;mso-wrap-distance-top:0;mso-wrap-distance-right:0;mso-wrap-distance-bottom:0;mso-position-horizontal:absolute;mso-position-horizontal-relative:page;mso-position-vertical:absolute;mso-position-vertical-relative:page;v-text-anchor:top" coordsize="5798820,50800" o:gfxdata="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" path="m,50172l5798514,e" filled="f" strokecolor="#497dba" strokeweight=".24886mm">
                 <v:path arrowok="t"/>
                 <w10:wrap anchorx="page" anchory="page"/>
               </v:shape>
@@ -1286,8 +1286,6 @@
         </w:rPr>
         <w:t>, Java</w:t>
       </w:r>
-      <w:bookmarkStart w:id="0" w:name="_GoBack"/>
-      <w:bookmarkEnd w:id="0"/>
     </w:p>
     <w:p>
       <w:pPr>
@@ -1495,7 +1493,7 @@
           </mc:Choice>
           <mc:Fallback>
             <w:pict>
-              <v:shape w14:anchorId="45E29C62" id="Graphic 1" o:spid="_x0000_s1026" style="position:absolute;margin-left:54pt;margin-top:624.2pt;width:456.6pt;height:4pt;z-index:-251656704;visibility:visible;mso-wrap-style:square;mso-wrap-distance-left:0;mso-wrap-distance-top:0;mso-wrap-distance-right:0;mso-wrap-distance-bottom:0;mso-position-horizontal:absolute;mso-position-horizontal-relative:page;mso-position-vertical:absolute;mso-position-vertical-relative:page;v-text-anchor:top" coordsize="5798820,50800" o:gfxdata="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" path="m,50172l5798514,e" filled="f" strokecolor="#497dba" strokeweight=".24886mm">
+              <v:shape w14:anchorId="2B8C1CFD" id="Graphic 1" o:spid="_x0000_s1026" style="position:absolute;margin-left:54pt;margin-top:624.2pt;width:456.6pt;height:4pt;z-index:-251656704;visibility:visible;mso-wrap-style:square;mso-wrap-distance-left:0;mso-wrap-distance-top:0;mso-wrap-distance-right:0;mso-wrap-distance-bottom:0;mso-position-horizontal:absolute;mso-position-horizontal-relative:page;mso-position-vertical:absolute;mso-position-vertical-relative:page;v-text-anchor:top" coordsize="5798820,50800" o:gfxdata="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" path="m,50172l5798514,e" filled="f" strokecolor="#497dba" strokeweight=".24886mm">
                 <v:path arrowok="t"/>
                 <w10:wrap anchorx="page" anchory="page"/>
               </v:shape>
@@ -1629,6 +1627,15 @@
         </w:rPr>
         <w:t>2K24”</w:t>
       </w:r>
+      <w:r>
+        <w:rPr>
+          <w:b/>
+          <w:spacing w:val="-2"/>
+        </w:rPr>
+        <w:t>.</w:t>
+      </w:r>
+      <w:bookmarkStart w:id="0" w:name="_GoBack"/>
+      <w:bookmarkEnd w:id="0"/>
     </w:p>
     <w:sectPr>
       <w:type w:val="continuous"/>

--- a/Rohan Resume .docx
+++ b/Rohan Resume .docx
@@ -135,7 +135,7 @@
           </mc:Choice>
           <mc:Fallback>
             <w:pict>
-              <v:shape w14:anchorId="2BF3C4CA" id="Graphic 1" o:spid="_x0000_s1026" style="position:absolute;margin-left:54pt;margin-top:149.65pt;width:456.6pt;height:4pt;z-index:-251652608;visibility:visible;mso-wrap-style:square;mso-wrap-distance-left:0;mso-wrap-distance-top:0;mso-wrap-distance-right:0;mso-wrap-distance-bottom:0;mso-position-horizontal:absolute;mso-position-horizontal-relative:page;mso-position-vertical:absolute;mso-position-vertical-relative:page;v-text-anchor:top" coordsize="5798820,50800" o:gfxdata="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" path="m,50172l5798514,e" filled="f" strokecolor="#497dba" strokeweight=".24886mm">
+              <v:shape w14:anchorId="6F0832F8" id="Graphic 1" o:spid="_x0000_s1026" style="position:absolute;margin-left:54pt;margin-top:149.65pt;width:456.6pt;height:4pt;z-index:-251652608;visibility:visible;mso-wrap-style:square;mso-wrap-distance-left:0;mso-wrap-distance-top:0;mso-wrap-distance-right:0;mso-wrap-distance-bottom:0;mso-position-horizontal:absolute;mso-position-horizontal-relative:page;mso-position-vertical:absolute;mso-position-vertical-relative:page;v-text-anchor:top" coordsize="5798820,50800" o:gfxdata="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" path="m,50172l5798514,e" filled="f" strokecolor="#497dba" strokeweight=".24886mm">
                 <v:path arrowok="t"/>
                 <w10:wrap anchorx="page" anchory="page"/>
               </v:shape>
@@ -500,7 +500,7 @@
           </mc:Choice>
           <mc:Fallback>
             <w:pict>
-              <v:shape w14:anchorId="6A2BF5D2" id="Graphic 1" o:spid="_x0000_s1026" style="position:absolute;margin-left:54pt;margin-top:234.35pt;width:456.6pt;height:4pt;z-index:-251658752;visibility:visible;mso-wrap-style:square;mso-wrap-distance-left:0;mso-wrap-distance-top:0;mso-wrap-distance-right:0;mso-wrap-distance-bottom:0;mso-position-horizontal:absolute;mso-position-horizontal-relative:page;mso-position-vertical:absolute;mso-position-vertical-relative:page;v-text-anchor:top" coordsize="5798820,50800" o:gfxdata="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" path="m,50172l5798514,e" filled="f" strokecolor="#497dba" strokeweight=".24886mm">
+              <v:shape w14:anchorId="4BB5B93B" id="Graphic 1" o:spid="_x0000_s1026" style="position:absolute;margin-left:54pt;margin-top:234.35pt;width:456.6pt;height:4pt;z-index:-251658752;visibility:visible;mso-wrap-style:square;mso-wrap-distance-left:0;mso-wrap-distance-top:0;mso-wrap-distance-right:0;mso-wrap-distance-bottom:0;mso-position-horizontal:absolute;mso-position-horizontal-relative:page;mso-position-vertical:absolute;mso-position-vertical-relative:page;v-text-anchor:top" coordsize="5798820,50800" o:gfxdata="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" path="m,50172l5798514,e" filled="f" strokecolor="#497dba" strokeweight=".24886mm">
                 <v:path arrowok="t"/>
                 <w10:wrap anchorx="page" anchory="page"/>
               </v:shape>
@@ -968,7 +968,7 @@
           </mc:Choice>
           <mc:Fallback>
             <w:pict>
-              <v:shape w14:anchorId="081E0D08" id="Graphic 1" o:spid="_x0000_s1026" style="position:absolute;margin-left:54pt;margin-top:450.35pt;width:456.6pt;height:4pt;z-index:-251661824;visibility:visible;mso-wrap-style:square;mso-wrap-distance-left:0;mso-wrap-distance-top:0;mso-wrap-distance-right:0;mso-wrap-distance-bottom:0;mso-position-horizontal:absolute;mso-position-horizontal-relative:page;mso-position-vertical:absolute;mso-position-vertical-relative:page;v-text-anchor:top" coordsize="5798820,50800" o:gfxdata="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" path="m,50172l5798514,e" filled="f" strokecolor="#497dba" strokeweight=".24886mm">
+              <v:shape w14:anchorId="2A28C804" id="Graphic 1" o:spid="_x0000_s1026" style="position:absolute;margin-left:54pt;margin-top:450.35pt;width:456.6pt;height:4pt;z-index:-251661824;visibility:visible;mso-wrap-style:square;mso-wrap-distance-left:0;mso-wrap-distance-top:0;mso-wrap-distance-right:0;mso-wrap-distance-bottom:0;mso-position-horizontal:absolute;mso-position-horizontal-relative:page;mso-position-vertical:absolute;mso-position-vertical-relative:page;v-text-anchor:top" coordsize="5798820,50800" o:gfxdata="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" path="m,50172l5798514,e" filled="f" strokecolor="#497dba" strokeweight=".24886mm">
                 <v:path arrowok="t"/>
                 <w10:wrap anchorx="page" anchory="page"/>
               </v:shape>
@@ -1210,7 +1210,7 @@
           </mc:Choice>
           <mc:Fallback>
             <w:pict>
-              <v:shape w14:anchorId="5BFBD8E6" id="Graphic 1" o:spid="_x0000_s1026" style="position:absolute;margin-left:53.9pt;margin-top:563.9pt;width:456.6pt;height:4pt;z-index:-251664896;visibility:visible;mso-wrap-style:square;mso-wrap-distance-left:0;mso-wrap-distance-top:0;mso-wrap-distance-right:0;mso-wrap-distance-bottom:0;mso-position-horizontal:absolute;mso-position-horizontal-relative:page;mso-position-vertical:absolute;mso-position-vertical-relative:page;v-text-anchor:top" coordsize="5798820,50800" o:gfxdata="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" path="m,50172l5798514,e" filled="f" strokecolor="#497dba" strokeweight=".24886mm">
+              <v:shape w14:anchorId="65ED0D14" id="Graphic 1" o:spid="_x0000_s1026" style="position:absolute;margin-left:53.9pt;margin-top:563.9pt;width:456.6pt;height:4pt;z-index:-251664896;visibility:visible;mso-wrap-style:square;mso-wrap-distance-left:0;mso-wrap-distance-top:0;mso-wrap-distance-right:0;mso-wrap-distance-bottom:0;mso-position-horizontal:absolute;mso-position-horizontal-relative:page;mso-position-vertical:absolute;mso-position-vertical-relative:page;v-text-anchor:top" coordsize="5798820,50800" o:gfxdata="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" path="m,50172l5798514,e" filled="f" strokecolor="#497dba" strokeweight=".24886mm">
                 <v:path arrowok="t"/>
                 <w10:wrap anchorx="page" anchory="page"/>
               </v:shape>
@@ -1493,7 +1493,7 @@
           </mc:Choice>
           <mc:Fallback>
             <w:pict>
-              <v:shape w14:anchorId="2B8C1CFD" id="Graphic 1" o:spid="_x0000_s1026" style="position:absolute;margin-left:54pt;margin-top:624.2pt;width:456.6pt;height:4pt;z-index:-251656704;visibility:visible;mso-wrap-style:square;mso-wrap-distance-left:0;mso-wrap-distance-top:0;mso-wrap-distance-right:0;mso-wrap-distance-bottom:0;mso-position-horizontal:absolute;mso-position-horizontal-relative:page;mso-position-vertical:absolute;mso-position-vertical-relative:page;v-text-anchor:top" coordsize="5798820,50800" o:gfxdata="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" path="m,50172l5798514,e" filled="f" strokecolor="#497dba" strokeweight=".24886mm">
+              <v:shape w14:anchorId="0BEF807C" id="Graphic 1" o:spid="_x0000_s1026" style="position:absolute;margin-left:54pt;margin-top:624.2pt;width:456.6pt;height:4pt;z-index:-251656704;visibility:visible;mso-wrap-style:square;mso-wrap-distance-left:0;mso-wrap-distance-top:0;mso-wrap-distance-right:0;mso-wrap-distance-bottom:0;mso-position-horizontal:absolute;mso-position-horizontal-relative:page;mso-position-vertical:absolute;mso-position-vertical-relative:page;v-text-anchor:top" coordsize="5798820,50800" o:gfxdata="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" path="m,50172l5798514,e" filled="f" strokecolor="#497dba" strokeweight=".24886mm">
                 <v:path arrowok="t"/>
                 <w10:wrap anchorx="page" anchory="page"/>
               </v:shape>
@@ -1626,13 +1626,6 @@
           <w:spacing w:val="-2"/>
         </w:rPr>
         <w:t>2K24”</w:t>
-      </w:r>
-      <w:r>
-        <w:rPr>
-          <w:b/>
-          <w:spacing w:val="-2"/>
-        </w:rPr>
-        <w:t>.</w:t>
       </w:r>
       <w:bookmarkStart w:id="0" w:name="_GoBack"/>
       <w:bookmarkEnd w:id="0"/>
